--- a/03_系统详细设计文档/系统详细设计文档.docx
+++ b/03_系统详细设计文档/系统详细设计文档.docx
@@ -69,7 +69,6 @@
         </w:sectPr>
       </w:pPr>
     </w:p>
-    <w:p/>
     <w:p>
       <w:pPr>
         <w:spacing w:before="0" w:after="0" w:line="600" w:lineRule="exact"/>
@@ -85,7 +84,6 @@
         <w:t>1. 引言</w:t>
       </w:r>
     </w:p>
-    <w:p/>
     <w:p>
       <w:pPr>
         <w:spacing w:before="0" w:after="0" w:line="600" w:lineRule="exact"/>
@@ -101,7 +99,6 @@
         <w:t>1.1 编写目的</w:t>
       </w:r>
     </w:p>
-    <w:p/>
     <w:p>
       <w:pPr>
         <w:spacing w:before="0" w:after="0" w:line="600" w:lineRule="exact"/>
@@ -117,7 +114,6 @@
         <w:t>本文档是数据治理平台一期项目的系统详细设计文档。在系统概要设计文档（RW-DG-DES-001）所确立的总体架构和技术路线的基础上，本文档深入到每个业务系统的粒度，逐一阐述数据同步的技术实现方案。</w:t>
       </w:r>
     </w:p>
-    <w:p/>
     <w:p>
       <w:pPr>
         <w:spacing w:before="0" w:after="0" w:line="600" w:lineRule="exact"/>
@@ -133,7 +129,6 @@
         <w:t>本文档的主要内容涵盖以下方面：</w:t>
       </w:r>
     </w:p>
-    <w:p/>
     <w:p>
       <w:pPr>
         <w:spacing w:before="0" w:after="0" w:line="600" w:lineRule="exact"/>
@@ -149,7 +144,6 @@
         <w:t>- 每个业务系统的源端与目标端表映射关系</w:t>
       </w:r>
     </w:p>
-    <w:p/>
     <w:p>
       <w:pPr>
         <w:spacing w:before="0" w:after="0" w:line="600" w:lineRule="exact"/>
@@ -165,7 +159,6 @@
         <w:t>- Oracle与MySQL两种源端类型的差异化处理方案</w:t>
       </w:r>
     </w:p>
-    <w:p/>
     <w:p>
       <w:pPr>
         <w:spacing w:before="0" w:after="0" w:line="600" w:lineRule="exact"/>
@@ -181,7 +174,6 @@
         <w:t>- 字段级别的类型映射规则和特殊处理</w:t>
       </w:r>
     </w:p>
-    <w:p/>
     <w:p>
       <w:pPr>
         <w:spacing w:before="0" w:after="0" w:line="600" w:lineRule="exact"/>
@@ -197,7 +189,6 @@
         <w:t>- 全量同步与增量同步两种模式的实现机制</w:t>
       </w:r>
     </w:p>
-    <w:p/>
     <w:p>
       <w:pPr>
         <w:spacing w:before="0" w:after="0" w:line="600" w:lineRule="exact"/>
@@ -213,7 +204,6 @@
         <w:t>- SeaTunnel引擎的详细配置参数及设计理由</w:t>
       </w:r>
     </w:p>
-    <w:p/>
     <w:p>
       <w:pPr>
         <w:spacing w:before="0" w:after="0" w:line="600" w:lineRule="exact"/>
@@ -229,7 +219,6 @@
         <w:t>1.2 读者对象</w:t>
       </w:r>
     </w:p>
-    <w:p/>
     <w:p>
       <w:pPr>
         <w:spacing w:before="0" w:after="0" w:line="600" w:lineRule="exact"/>
@@ -245,7 +234,6 @@
         <w:t>本文档主要面向以下读者：</w:t>
       </w:r>
     </w:p>
-    <w:p/>
     <w:tbl>
       <w:tblPr>
         <w:tblW w:type="auto" w:w="0"/>
@@ -560,8 +548,6 @@
         </w:tc>
       </w:tr>
     </w:tbl>
-    <w:p/>
-    <w:p/>
     <w:p>
       <w:pPr>
         <w:spacing w:before="0" w:after="0" w:line="600" w:lineRule="exact"/>
@@ -577,7 +563,6 @@
         <w:t>1.3 设计范围</w:t>
       </w:r>
     </w:p>
-    <w:p/>
     <w:p>
       <w:pPr>
         <w:spacing w:before="0" w:after="0" w:line="600" w:lineRule="exact"/>
@@ -593,7 +578,6 @@
         <w:t>本文档涵盖全部15个业务系统的ODS层数据同步详细设计：</w:t>
       </w:r>
     </w:p>
-    <w:p/>
     <w:p>
       <w:pPr>
         <w:spacing w:before="0" w:after="0" w:line="600" w:lineRule="exact"/>
@@ -609,7 +593,6 @@
         <w:t>- 13个Oracle数据库实例：中国医学教育题库、人卫考试、PBL案例库、青年医生训练营、增值服务平台、增值服务资源库、富媒体资源库、电子书、影像库/诊断学图库/康复视频库（共用实例）、技术视频库、人卫临床知识库</w:t>
       </w:r>
     </w:p>
-    <w:p/>
     <w:p>
       <w:pPr>
         <w:spacing w:before="0" w:after="0" w:line="600" w:lineRule="exact"/>
@@ -625,7 +608,6 @@
         <w:t>- 2个MySQL数据库实例：人卫慕课、知识管理平台</w:t>
       </w:r>
     </w:p>
-    <w:p/>
     <w:p>
       <w:pPr>
         <w:spacing w:before="0" w:after="0" w:line="600" w:lineRule="exact"/>
@@ -641,7 +623,6 @@
         <w:t>- 146张核心业务表：包括6张千万级大表（最大4,600万行）和140张中小规模表</w:t>
       </w:r>
     </w:p>
-    <w:p/>
     <w:p>
       <w:pPr>
         <w:spacing w:before="0" w:after="0" w:line="600" w:lineRule="exact"/>
@@ -657,7 +638,6 @@
         <w:t>- 两种同步模式：全量DROP_DATA（145张表）和增量APPEND_DATA（1张超大表）</w:t>
       </w:r>
     </w:p>
-    <w:p/>
     <w:p>
       <w:pPr>
         <w:spacing w:before="0" w:after="0" w:line="600" w:lineRule="exact"/>
@@ -673,7 +653,6 @@
         <w:t>1.4 与其他文档的关系</w:t>
       </w:r>
     </w:p>
-    <w:p/>
     <w:tbl>
       <w:tblPr>
         <w:tblW w:type="auto" w:w="0"/>
@@ -892,8 +871,6 @@
         </w:tc>
       </w:tr>
     </w:tbl>
-    <w:p/>
-    <w:p/>
     <w:p>
       <w:pPr>
         <w:spacing w:before="0" w:after="0" w:line="600" w:lineRule="exact"/>
@@ -909,7 +886,6 @@
         <w:t>1.5 编写约定</w:t>
       </w:r>
     </w:p>
-    <w:p/>
     <w:p>
       <w:pPr>
         <w:spacing w:before="0" w:after="0" w:line="600" w:lineRule="exact"/>
@@ -925,7 +901,6 @@
         <w:t>- Oracle源端SQL中，列别名使用小写加双引号格式：COLUMN_NAME AS "column_name"</w:t>
       </w:r>
     </w:p>
-    <w:p/>
     <w:p>
       <w:pPr>
         <w:spacing w:before="0" w:after="0" w:line="600" w:lineRule="exact"/>
@@ -941,7 +916,6 @@
         <w:t>- SeaTunnel配置文件遵循HOCON格式规范</w:t>
       </w:r>
     </w:p>
-    <w:p/>
     <w:p>
       <w:pPr>
         <w:spacing w:before="0" w:after="0" w:line="600" w:lineRule="exact"/>
@@ -957,7 +931,6 @@
         <w:t>- 系统名称使用中文全称，首次出现时标注数据库标识</w:t>
       </w:r>
     </w:p>
-    <w:p/>
     <w:p>
       <w:pPr>
         <w:spacing w:before="0" w:after="0" w:line="600" w:lineRule="exact"/>
@@ -973,9 +946,6 @@
         <w:t>- 文中引用的配置文件路径均为相对路径，根目录为SeaTunnel配置目录</w:t>
       </w:r>
     </w:p>
-    <w:p/>
-    <w:p/>
-    <w:p/>
     <w:p>
       <w:pPr>
         <w:spacing w:before="0" w:after="0" w:line="600" w:lineRule="exact"/>
@@ -991,7 +961,6 @@
         <w:t>2. SeaTunnel同步引擎配置规范</w:t>
       </w:r>
     </w:p>
-    <w:p/>
     <w:p>
       <w:pPr>
         <w:spacing w:before="0" w:after="0" w:line="600" w:lineRule="exact"/>
@@ -1007,7 +976,6 @@
         <w:t>2.1 配置架构概述</w:t>
       </w:r>
     </w:p>
-    <w:p/>
     <w:p>
       <w:pPr>
         <w:spacing w:before="0" w:after="0" w:line="600" w:lineRule="exact"/>
@@ -1023,7 +991,6 @@
         <w:t>SeaTunnel配置文件采用HOCON（Human-Optimized Config Object Notation）格式，由三个顶层块组成：env{}定义环境参数（并行度、运行模式、时区）、source{}定义数据源配置（数据库连接、查询SQL）、sink{}定义目标端配置（Doris连接、写入模式）。以下分别给出Oracle源和MySQL源的标准配置模板。</w:t>
       </w:r>
     </w:p>
-    <w:p/>
     <w:p>
       <w:pPr>
         <w:spacing w:before="0" w:after="0" w:line="600" w:lineRule="exact"/>
@@ -1039,7 +1006,6 @@
         <w:t>Oracle是本项目最主要的源端数据库类型，涵盖11个数据库实例。Oracle源配置的三个关键要点：</w:t>
       </w:r>
     </w:p>
-    <w:p/>
     <w:p>
       <w:pPr>
         <w:spacing w:before="0" w:after="0" w:line="600" w:lineRule="exact"/>
@@ -1055,7 +1021,6 @@
         <w:t>- 列别名处理：Oracle默认以大写形式返回列名，Doris期望小写列名，查询SQL中必须使用小写双引号别名（AS "column_name"）</w:t>
       </w:r>
     </w:p>
-    <w:p/>
     <w:p>
       <w:pPr>
         <w:spacing w:before="0" w:after="0" w:line="600" w:lineRule="exact"/>
@@ -1071,7 +1036,6 @@
         <w:t>- Schema前缀：Oracle多Schema共用同一实例，查询时必须使用OWNER.TABLE格式指定完整的表路径</w:t>
       </w:r>
     </w:p>
-    <w:p/>
     <w:p>
       <w:pPr>
         <w:spacing w:before="0" w:after="0" w:line="600" w:lineRule="exact"/>
@@ -1087,7 +1051,6 @@
         <w:t>- CLOB处理：Oracle的CLOB类型在Doris中映射为STRING类型，且不可作为DUPLICATE KEY列</w:t>
       </w:r>
     </w:p>
-    <w:p/>
     <w:p>
       <w:pPr>
         <w:spacing w:before="0" w:after="0" w:line="600" w:lineRule="exact"/>
@@ -1103,7 +1066,6 @@
         <w:t>2.2 Oracle源配置模板</w:t>
       </w:r>
     </w:p>
-    <w:p/>
     <w:p>
       <w:pPr>
         <w:spacing w:before="0" w:after="0" w:line="600" w:lineRule="exact"/>
@@ -1171,7 +1133,6 @@
         <w:t>}</w:t>
       </w:r>
     </w:p>
-    <w:p/>
     <w:p>
       <w:pPr>
         <w:spacing w:before="0" w:after="0" w:line="600" w:lineRule="exact"/>
@@ -1187,7 +1148,6 @@
         <w:t>2.3 MySQL源配置模板（人卫慕课、知识管理平台）</w:t>
       </w:r>
     </w:p>
-    <w:p/>
     <w:p>
       <w:pPr>
         <w:spacing w:before="0" w:after="0" w:line="600" w:lineRule="exact"/>
@@ -1221,7 +1181,6 @@
         <w:t>}</w:t>
       </w:r>
     </w:p>
-    <w:p/>
     <w:p>
       <w:pPr>
         <w:spacing w:before="0" w:after="0" w:line="600" w:lineRule="exact"/>
@@ -1237,7 +1196,6 @@
         <w:t>2.4 Oracle/MySQL差异处理要点</w:t>
       </w:r>
     </w:p>
-    <w:p/>
     <w:tbl>
       <w:tblPr>
         <w:tblW w:type="auto" w:w="0"/>
@@ -1456,10 +1414,6 @@
         </w:tc>
       </w:tr>
     </w:tbl>
-    <w:p/>
-    <w:p/>
-    <w:p/>
-    <w:p/>
     <w:p>
       <w:pPr>
         <w:spacing w:before="0" w:after="0" w:line="600" w:lineRule="exact"/>
@@ -1475,7 +1429,6 @@
         <w:t>3. 各系统详细设计</w:t>
       </w:r>
     </w:p>
-    <w:p/>
     <w:p>
       <w:pPr>
         <w:spacing w:before="0" w:after="0" w:line="600" w:lineRule="exact"/>
@@ -1491,7 +1444,6 @@
         <w:t>3.1 中国医学教育题库（ORACLE_JYTK）— Oracle，9 表</w:t>
       </w:r>
     </w:p>
-    <w:p/>
     <w:tbl>
       <w:tblPr>
         <w:tblW w:type="auto" w:w="0"/>
@@ -2101,8 +2053,6 @@
         </w:tc>
       </w:tr>
     </w:tbl>
-    <w:p/>
-    <w:p/>
     <w:p>
       <w:pPr>
         <w:spacing w:before="0" w:after="0" w:line="600" w:lineRule="exact"/>
@@ -2118,9 +2068,6 @@
         <w:t>同步模式：全量 DROP_DATA</w:t>
       </w:r>
     </w:p>
-    <w:p/>
-    <w:p/>
-    <w:p/>
     <w:p>
       <w:pPr>
         <w:spacing w:before="0" w:after="0" w:line="600" w:lineRule="exact"/>
@@ -2136,7 +2083,6 @@
         <w:t>3.2 人卫考试（ORACLE_EXAM）— Oracle，32 表</w:t>
       </w:r>
     </w:p>
-    <w:p/>
     <w:p>
       <w:pPr>
         <w:spacing w:before="0" w:after="0" w:line="600" w:lineRule="exact"/>
@@ -2152,7 +2098,6 @@
         <w:t>Schema：EXAM2X（或 PMEXAM，按实际配置）</w:t>
       </w:r>
     </w:p>
-    <w:p/>
     <w:tbl>
       <w:tblPr>
         <w:tblW w:type="auto" w:w="0"/>
@@ -4119,8 +4064,6 @@
         </w:tc>
       </w:tr>
     </w:tbl>
-    <w:p/>
-    <w:p/>
     <w:p>
       <w:pPr>
         <w:spacing w:before="0" w:after="0" w:line="600" w:lineRule="exact"/>
@@ -4136,7 +4079,6 @@
         <w:t>同步模式：31 表全量 DROP_DATA，1 表（ZEPaperQuestionRela）增量 APPEND_DATA</w:t>
       </w:r>
     </w:p>
-    <w:p/>
     <w:p>
       <w:pPr>
         <w:spacing w:before="0" w:after="0" w:line="600" w:lineRule="exact"/>
@@ -4152,9 +4094,6 @@
         <w:t>增量表策略：每日抽取昨日 ADDTIME/MODIFYTIME 变更 → _incr 表 → INSERT INTO 主表 → NOT EXISTS 清理源端物理删除 → TRUNCATE _incr</w:t>
       </w:r>
     </w:p>
-    <w:p/>
-    <w:p/>
-    <w:p/>
     <w:p>
       <w:pPr>
         <w:spacing w:before="0" w:after="0" w:line="600" w:lineRule="exact"/>
@@ -4170,7 +4109,6 @@
         <w:t>3.3 人卫慕课（MYSQL_MK）— MySQL，12 表</w:t>
       </w:r>
     </w:p>
-    <w:p/>
     <w:tbl>
       <w:tblPr>
         <w:tblW w:type="auto" w:w="0"/>
@@ -4957,8 +4895,6 @@
         </w:tc>
       </w:tr>
     </w:tbl>
-    <w:p/>
-    <w:p/>
     <w:p>
       <w:pPr>
         <w:spacing w:before="0" w:after="0" w:line="600" w:lineRule="exact"/>
@@ -4974,9 +4910,6 @@
         <w:t>同步模式：全量 DROP_DATA</w:t>
       </w:r>
     </w:p>
-    <w:p/>
-    <w:p/>
-    <w:p/>
     <w:p>
       <w:pPr>
         <w:spacing w:before="0" w:after="0" w:line="600" w:lineRule="exact"/>
@@ -4992,7 +4925,6 @@
         <w:t>3.4 PBL案例库（ORACLE_PBL）— Oracle，20 表</w:t>
       </w:r>
     </w:p>
-    <w:p/>
     <w:tbl>
       <w:tblPr>
         <w:tblW w:type="auto" w:w="0"/>
@@ -5851,8 +5783,6 @@
         </w:tc>
       </w:tr>
     </w:tbl>
-    <w:p/>
-    <w:p/>
     <w:p>
       <w:pPr>
         <w:spacing w:before="0" w:after="0" w:line="600" w:lineRule="exact"/>
@@ -5868,9 +5798,6 @@
         <w:t>同步模式：全量 DROP_DATA</w:t>
       </w:r>
     </w:p>
-    <w:p/>
-    <w:p/>
-    <w:p/>
     <w:p>
       <w:pPr>
         <w:spacing w:before="0" w:after="0" w:line="600" w:lineRule="exact"/>
@@ -5886,7 +5813,6 @@
         <w:t>3.5 青年医生训练营（ORACLE_QNYS）— Oracle，3 表</w:t>
       </w:r>
     </w:p>
-    <w:p/>
     <w:tbl>
       <w:tblPr>
         <w:tblW w:type="auto" w:w="0"/>
@@ -6142,8 +6068,6 @@
         </w:tc>
       </w:tr>
     </w:tbl>
-    <w:p/>
-    <w:p/>
     <w:p>
       <w:pPr>
         <w:spacing w:before="0" w:after="0" w:line="600" w:lineRule="exact"/>
@@ -6159,7 +6083,6 @@
         <w:t>同步模式：全量 DROP_DATA</w:t>
       </w:r>
     </w:p>
-    <w:p/>
     <w:p>
       <w:pPr>
         <w:spacing w:before="0" w:after="0" w:line="600" w:lineRule="exact"/>
@@ -6175,9 +6098,6 @@
         <w:t>特殊处理：ZTHANDOUT.CONTENT 为 CLOB → Doris STRING</w:t>
       </w:r>
     </w:p>
-    <w:p/>
-    <w:p/>
-    <w:p/>
     <w:p>
       <w:pPr>
         <w:spacing w:before="0" w:after="0" w:line="600" w:lineRule="exact"/>
@@ -6193,7 +6113,6 @@
         <w:t>3.6 增值服务平台（ORACLE_ZZFW）— Oracle，3 表</w:t>
       </w:r>
     </w:p>
-    <w:p/>
     <w:tbl>
       <w:tblPr>
         <w:tblW w:type="auto" w:w="0"/>
@@ -6372,8 +6291,6 @@
         </w:tc>
       </w:tr>
     </w:tbl>
-    <w:p/>
-    <w:p/>
     <w:p>
       <w:pPr>
         <w:spacing w:before="0" w:after="0" w:line="600" w:lineRule="exact"/>
@@ -6389,9 +6306,6 @@
         <w:t>同步模式：全量 DROP_DATA</w:t>
       </w:r>
     </w:p>
-    <w:p/>
-    <w:p/>
-    <w:p/>
     <w:p>
       <w:pPr>
         <w:spacing w:before="0" w:after="0" w:line="600" w:lineRule="exact"/>
@@ -6407,7 +6321,6 @@
         <w:t>3.7 增值服务资源库（ORACLE_ZZFWZYK）— Oracle，7 表</w:t>
       </w:r>
     </w:p>
-    <w:p/>
     <w:tbl>
       <w:tblPr>
         <w:tblW w:type="auto" w:w="0"/>
@@ -6899,8 +6812,6 @@
         </w:tc>
       </w:tr>
     </w:tbl>
-    <w:p/>
-    <w:p/>
     <w:p>
       <w:pPr>
         <w:spacing w:before="0" w:after="0" w:line="600" w:lineRule="exact"/>
@@ -6916,9 +6827,6 @@
         <w:t>同步模式：全量 DROP_DATA</w:t>
       </w:r>
     </w:p>
-    <w:p/>
-    <w:p/>
-    <w:p/>
     <w:p>
       <w:pPr>
         <w:spacing w:before="0" w:after="0" w:line="600" w:lineRule="exact"/>
@@ -6934,7 +6842,6 @@
         <w:t>3.8 知识管理平台（MYSQL_ZSGL）— MySQL，18 表</w:t>
       </w:r>
     </w:p>
-    <w:p/>
     <w:tbl>
       <w:tblPr>
         <w:tblW w:type="auto" w:w="0"/>
@@ -8075,8 +7982,6 @@
         </w:tc>
       </w:tr>
     </w:tbl>
-    <w:p/>
-    <w:p/>
     <w:p>
       <w:pPr>
         <w:spacing w:before="0" w:after="0" w:line="600" w:lineRule="exact"/>
@@ -8092,9 +7997,6 @@
         <w:t>同步模式：全量 DROP_DATA</w:t>
       </w:r>
     </w:p>
-    <w:p/>
-    <w:p/>
-    <w:p/>
     <w:p>
       <w:pPr>
         <w:spacing w:before="0" w:after="0" w:line="600" w:lineRule="exact"/>
@@ -8110,7 +8012,6 @@
         <w:t>3.9 富媒体资源库（ORACLE_RICHMEDIA）— Oracle，11 表</w:t>
       </w:r>
     </w:p>
-    <w:p/>
     <w:p>
       <w:pPr>
         <w:spacing w:before="0" w:after="0" w:line="600" w:lineRule="exact"/>
@@ -8126,7 +8027,6 @@
         <w:t>同步模式：全量 DROP_DATA</w:t>
       </w:r>
     </w:p>
-    <w:p/>
     <w:p>
       <w:pPr>
         <w:spacing w:before="0" w:after="0" w:line="600" w:lineRule="exact"/>
@@ -8142,7 +8042,6 @@
         <w:t>3.10 电子书（ORACLE_DZS）— Oracle，2 表</w:t>
       </w:r>
     </w:p>
-    <w:p/>
     <w:p>
       <w:pPr>
         <w:spacing w:before="0" w:after="0" w:line="600" w:lineRule="exact"/>
@@ -8158,7 +8057,6 @@
         <w:t>同步模式：全量 DROP_DATA</w:t>
       </w:r>
     </w:p>
-    <w:p/>
     <w:p>
       <w:pPr>
         <w:spacing w:before="0" w:after="0" w:line="600" w:lineRule="exact"/>
@@ -8174,7 +8072,6 @@
         <w:t>3.11 影像库（ORACLE_PMPH_MEDICINE_IMAGE）— Oracle，8 表</w:t>
       </w:r>
     </w:p>
-    <w:p/>
     <w:p>
       <w:pPr>
         <w:spacing w:before="0" w:after="0" w:line="600" w:lineRule="exact"/>
@@ -8190,7 +8087,6 @@
         <w:t>同步模式：全量 DROP_DATA</w:t>
       </w:r>
     </w:p>
-    <w:p/>
     <w:p>
       <w:pPr>
         <w:spacing w:before="0" w:after="0" w:line="600" w:lineRule="exact"/>
@@ -8206,7 +8102,6 @@
         <w:t>注：与诊断学图库、康复视频库共用同一数据库实例。</w:t>
       </w:r>
     </w:p>
-    <w:p/>
     <w:p>
       <w:pPr>
         <w:spacing w:before="0" w:after="0" w:line="600" w:lineRule="exact"/>
@@ -8222,7 +8117,6 @@
         <w:t>3.12 诊断学图库（ORACLE_PMPH_MEDICINE_IMAGE）— Oracle，8 表</w:t>
       </w:r>
     </w:p>
-    <w:p/>
     <w:p>
       <w:pPr>
         <w:spacing w:before="0" w:after="0" w:line="600" w:lineRule="exact"/>
@@ -8238,7 +8132,6 @@
         <w:t>同步模式：全量 DROP_DATA</w:t>
       </w:r>
     </w:p>
-    <w:p/>
     <w:p>
       <w:pPr>
         <w:spacing w:before="0" w:after="0" w:line="600" w:lineRule="exact"/>
@@ -8254,7 +8147,6 @@
         <w:t>注：与影像库、康复视频库共用同一数据库实例。</w:t>
       </w:r>
     </w:p>
-    <w:p/>
     <w:p>
       <w:pPr>
         <w:spacing w:before="0" w:after="0" w:line="600" w:lineRule="exact"/>
@@ -8270,7 +8162,6 @@
         <w:t>3.13 康复视频库（ORACLE_PMPH_MEDICINE_IMAGE）— Oracle，8 表</w:t>
       </w:r>
     </w:p>
-    <w:p/>
     <w:p>
       <w:pPr>
         <w:spacing w:before="0" w:after="0" w:line="600" w:lineRule="exact"/>
@@ -8286,7 +8177,6 @@
         <w:t>同步模式：全量 DROP_DATA</w:t>
       </w:r>
     </w:p>
-    <w:p/>
     <w:p>
       <w:pPr>
         <w:spacing w:before="0" w:after="0" w:line="600" w:lineRule="exact"/>
@@ -8302,7 +8192,6 @@
         <w:t>注：与影像库、诊断学图库共用同一数据库实例。</w:t>
       </w:r>
     </w:p>
-    <w:p/>
     <w:p>
       <w:pPr>
         <w:spacing w:before="0" w:after="0" w:line="600" w:lineRule="exact"/>
@@ -8318,7 +8207,6 @@
         <w:t>3.14 技术视频库（ORACLE_YX_SUPP）— Oracle，4 表</w:t>
       </w:r>
     </w:p>
-    <w:p/>
     <w:p>
       <w:pPr>
         <w:spacing w:before="0" w:after="0" w:line="600" w:lineRule="exact"/>
@@ -8334,7 +8222,6 @@
         <w:t>同步模式：全量 DROP_DATA</w:t>
       </w:r>
     </w:p>
-    <w:p/>
     <w:p>
       <w:pPr>
         <w:spacing w:before="0" w:after="0" w:line="600" w:lineRule="exact"/>
@@ -8350,7 +8237,6 @@
         <w:t>3.15 人卫临床知识库（ORACLE_MEDICALONLINE）— Oracle，17 表</w:t>
       </w:r>
     </w:p>
-    <w:p/>
     <w:p>
       <w:pPr>
         <w:spacing w:before="0" w:after="0" w:line="600" w:lineRule="exact"/>
@@ -8366,9 +8252,6 @@
         <w:t>同步模式：全量 DROP_DATA</w:t>
       </w:r>
     </w:p>
-    <w:p/>
-    <w:p/>
-    <w:p/>
     <w:p>
       <w:pPr>
         <w:spacing w:before="0" w:after="0" w:line="600" w:lineRule="exact"/>
@@ -8384,7 +8267,6 @@
         <w:t>4. 类型映射</w:t>
       </w:r>
     </w:p>
-    <w:p/>
     <w:tbl>
       <w:tblPr>
         <w:tblW w:type="auto" w:w="0"/>
@@ -8951,10 +8833,6 @@
         </w:tc>
       </w:tr>
     </w:tbl>
-    <w:p/>
-    <w:p/>
-    <w:p/>
-    <w:p/>
     <w:p>
       <w:pPr>
         <w:spacing w:before="0" w:after="0" w:line="600" w:lineRule="exact"/>
@@ -8970,7 +8848,6 @@
         <w:t>5. 变更记录</w:t>
       </w:r>
     </w:p>
-    <w:p/>
     <w:tbl>
       <w:tblPr>
         <w:tblW w:type="auto" w:w="0"/>
@@ -9147,7 +9024,6 @@
         </w:tc>
       </w:tr>
     </w:tbl>
-    <w:p/>
     <w:sectPr>
       <w:pgSz w:w="11906" w:h="16838"/>
       <w:pgMar w:top="1440" w:right="1803" w:bottom="1440" w:left="1803" w:header="720" w:footer="720" w:gutter="0"/>
